--- a/doc/Подготовка Orange Pi 5 Plus к работе.docx
+++ b/doc/Подготовка Orange Pi 5 Plus к работе.docx
@@ -5,14 +5,8 @@
     <w:p>
       <w:pPr>
         <w:ind w:firstLine="851"/>
-        <w:rPr>
-          <w:lang w:val="ru-RU"/>
-        </w:rPr>
-      </w:pPr>
-      <w:r>
-        <w:rPr>
-          <w:lang w:val="ru-RU"/>
-        </w:rPr>
+      </w:pPr>
+      <w:r>
         <w:t xml:space="preserve">Подготовка платформы </w:t>
       </w:r>
       <w:r>
@@ -22,9 +16,6 @@
         <w:t>Orange</w:t>
       </w:r>
       <w:r>
-        <w:rPr>
-          <w:lang w:val="ru-RU"/>
-        </w:rPr>
         <w:t xml:space="preserve"> </w:t>
       </w:r>
       <w:r>
@@ -34,9 +25,6 @@
         <w:t>Pi</w:t>
       </w:r>
       <w:r>
-        <w:rPr>
-          <w:lang w:val="ru-RU"/>
-        </w:rPr>
         <w:t xml:space="preserve"> 5 </w:t>
       </w:r>
       <w:r>
@@ -46,29 +34,17 @@
         <w:t>Plus</w:t>
       </w:r>
       <w:r>
-        <w:rPr>
-          <w:lang w:val="ru-RU"/>
-        </w:rPr>
-        <w:t xml:space="preserve"> </w:t>
-      </w:r>
-      <w:r>
-        <w:rPr>
-          <w:lang w:val="ru-RU"/>
-        </w:rPr>
+        <w:t xml:space="preserve"> </w:t>
+      </w:r>
+      <w:r>
         <w:t>к работе.</w:t>
       </w:r>
     </w:p>
     <w:p>
       <w:pPr>
         <w:ind w:firstLine="851"/>
-        <w:rPr>
-          <w:lang w:val="ru-RU"/>
-        </w:rPr>
-      </w:pPr>
-      <w:r>
-        <w:rPr>
-          <w:lang w:val="ru-RU"/>
-        </w:rPr>
+      </w:pPr>
+      <w:r>
         <w:t xml:space="preserve">В качестве операционной системы для установки выбрана </w:t>
       </w:r>
       <w:r>
@@ -78,9 +54,6 @@
         <w:t>Armbian</w:t>
       </w:r>
       <w:r>
-        <w:rPr>
-          <w:lang w:val="ru-RU"/>
-        </w:rPr>
         <w:t xml:space="preserve"> </w:t>
       </w:r>
       <w:r>
@@ -90,9 +63,6 @@
         <w:t>Linux</w:t>
       </w:r>
       <w:r>
-        <w:rPr>
-          <w:lang w:val="ru-RU"/>
-        </w:rPr>
         <w:t xml:space="preserve"> </w:t>
       </w:r>
       <w:r>
@@ -102,15 +72,9 @@
         <w:t>v</w:t>
       </w:r>
       <w:r>
-        <w:rPr>
-          <w:lang w:val="ru-RU"/>
-        </w:rPr>
         <w:t xml:space="preserve">6.12 </w:t>
       </w:r>
       <w:r>
-        <w:rPr>
-          <w:lang w:val="ru-RU"/>
-        </w:rPr>
         <w:t xml:space="preserve">на основе </w:t>
       </w:r>
       <w:r>
@@ -120,15 +84,9 @@
         <w:t>Ubuntu</w:t>
       </w:r>
       <w:r>
-        <w:rPr>
-          <w:lang w:val="ru-RU"/>
-        </w:rPr>
         <w:t xml:space="preserve"> 24.04</w:t>
       </w:r>
       <w:r>
-        <w:rPr>
-          <w:lang w:val="ru-RU"/>
-        </w:rPr>
         <w:t xml:space="preserve"> </w:t>
       </w:r>
       <w:r>
@@ -138,39 +96,21 @@
         <w:t>XFCE</w:t>
       </w:r>
       <w:r>
-        <w:rPr>
-          <w:lang w:val="ru-RU"/>
-        </w:rPr>
-        <w:t xml:space="preserve"> </w:t>
-      </w:r>
-      <w:r>
-        <w:rPr>
-          <w:lang w:val="ru-RU"/>
-        </w:rPr>
+        <w:t xml:space="preserve"> </w:t>
+      </w:r>
+      <w:r>
         <w:t>от 22.11.2025.</w:t>
       </w:r>
       <w:r>
-        <w:rPr>
-          <w:lang w:val="ru-RU"/>
-        </w:rPr>
         <w:t xml:space="preserve"> Причиной выбора явилось то, что данная система</w:t>
       </w:r>
       <w:r>
-        <w:rPr>
-          <w:lang w:val="ru-RU"/>
-        </w:rPr>
-        <w:t xml:space="preserve"> </w:t>
-      </w:r>
-      <w:r>
-        <w:rPr>
-          <w:lang w:val="ru-RU"/>
-        </w:rPr>
+        <w:t xml:space="preserve"> </w:t>
+      </w:r>
+      <w:r>
         <w:t xml:space="preserve">поддерживает всю необходимую функциональность платформы, обладает не самой плохой производительностью среди аналогичных операционных систем, а также </w:t>
       </w:r>
       <w:r>
-        <w:rPr>
-          <w:lang w:val="ru-RU"/>
-        </w:rPr>
         <w:t xml:space="preserve">допускает установку оболочки </w:t>
       </w:r>
       <w:r>
@@ -180,15 +120,9 @@
         <w:t>Chicago</w:t>
       </w:r>
       <w:r>
-        <w:rPr>
-          <w:lang w:val="ru-RU"/>
-        </w:rPr>
         <w:t xml:space="preserve"> 95 </w:t>
       </w:r>
       <w:r>
-        <w:rPr>
-          <w:lang w:val="ru-RU"/>
-        </w:rPr>
         <w:t xml:space="preserve">для отображения графического интерфейса ПО «Линия 2» в минималистичном стиле </w:t>
       </w:r>
       <w:r>
@@ -198,15 +132,9 @@
         <w:t>Windows</w:t>
       </w:r>
       <w:r>
-        <w:rPr>
-          <w:lang w:val="ru-RU"/>
-        </w:rPr>
         <w:t xml:space="preserve"> 95</w:t>
       </w:r>
       <w:r>
-        <w:rPr>
-          <w:lang w:val="ru-RU"/>
-        </w:rPr>
         <w:t>.</w:t>
       </w:r>
     </w:p>
@@ -217,20 +145,11 @@
           <w:ilvl w:val="0"/>
           <w:numId w:val="1"/>
         </w:numPr>
-        <w:rPr>
-          <w:lang w:val="ru-RU"/>
-        </w:rPr>
-      </w:pPr>
-      <w:r>
-        <w:rPr>
-          <w:lang w:val="ru-RU"/>
-        </w:rPr>
+      </w:pPr>
+      <w:r>
         <w:t>Возможности</w:t>
       </w:r>
       <w:r>
-        <w:rPr>
-          <w:lang w:val="ru-RU"/>
-        </w:rPr>
         <w:t xml:space="preserve"> операционной системы </w:t>
       </w:r>
       <w:r>
@@ -240,15 +159,9 @@
         <w:t>Armbian</w:t>
       </w:r>
       <w:r>
-        <w:rPr>
-          <w:lang w:val="ru-RU"/>
-        </w:rPr>
-        <w:t xml:space="preserve"> </w:t>
-      </w:r>
-      <w:r>
-        <w:rPr>
-          <w:lang w:val="ru-RU"/>
-        </w:rPr>
+        <w:t xml:space="preserve"> </w:t>
+      </w:r>
+      <w:r>
         <w:t xml:space="preserve">на платформе </w:t>
       </w:r>
       <w:r>
@@ -258,9 +171,6 @@
         <w:t>Orange</w:t>
       </w:r>
       <w:r>
-        <w:rPr>
-          <w:lang w:val="ru-RU"/>
-        </w:rPr>
         <w:t xml:space="preserve"> </w:t>
       </w:r>
       <w:r>
@@ -270,9 +180,6 @@
         <w:t>Pi</w:t>
       </w:r>
       <w:r>
-        <w:rPr>
-          <w:lang w:val="ru-RU"/>
-        </w:rPr>
         <w:t xml:space="preserve"> 5 </w:t>
       </w:r>
       <w:r>
@@ -282,19 +189,322 @@
         <w:t>Plus</w:t>
       </w:r>
       <w:r>
-        <w:rPr>
-          <w:lang w:val="ru-RU"/>
-        </w:rPr>
         <w:t>.</w:t>
       </w:r>
     </w:p>
     <w:p>
       <w:pPr>
-        <w:rPr>
-          <w:lang w:val="ru-RU"/>
-        </w:rPr>
-      </w:pPr>
-    </w:p>
+        <w:pStyle w:val="a4"/>
+        <w:ind w:firstLine="851"/>
+      </w:pPr>
+      <w:r>
+        <w:t xml:space="preserve">Операционная система </w:t>
+      </w:r>
+      <w:r>
+        <w:rPr>
+          <w:lang w:val="en-US"/>
+        </w:rPr>
+        <w:t>Armbian</w:t>
+      </w:r>
+      <w:r>
+        <w:t xml:space="preserve"> </w:t>
+      </w:r>
+      <w:r>
+        <w:t xml:space="preserve">на платформе </w:t>
+      </w:r>
+      <w:r>
+        <w:rPr>
+          <w:lang w:val="en-US"/>
+        </w:rPr>
+        <w:t>Orange</w:t>
+      </w:r>
+      <w:r>
+        <w:t xml:space="preserve"> </w:t>
+      </w:r>
+      <w:r>
+        <w:rPr>
+          <w:lang w:val="en-US"/>
+        </w:rPr>
+        <w:t>Pi</w:t>
+      </w:r>
+      <w:r>
+        <w:t xml:space="preserve"> 5 </w:t>
+      </w:r>
+      <w:r>
+        <w:rPr>
+          <w:lang w:val="en-US"/>
+        </w:rPr>
+        <w:t>Plus</w:t>
+      </w:r>
+      <w:r>
+        <w:t xml:space="preserve"> </w:t>
+      </w:r>
+      <w:r>
+        <w:t xml:space="preserve">поддерживает все возможности </w:t>
+      </w:r>
+      <w:r>
+        <w:rPr>
+          <w:lang w:val="en-US"/>
+        </w:rPr>
+        <w:t>Linux</w:t>
+      </w:r>
+      <w:r>
+        <w:t xml:space="preserve"> </w:t>
+      </w:r>
+      <w:r>
+        <w:rPr>
+          <w:lang w:val="en-US"/>
+        </w:rPr>
+        <w:t>Ubuntu</w:t>
+      </w:r>
+      <w:r>
+        <w:t xml:space="preserve"> 24.04 </w:t>
+      </w:r>
+      <w:r>
+        <w:rPr>
+          <w:lang w:val="en-US"/>
+        </w:rPr>
+        <w:t>Desktop</w:t>
+      </w:r>
+      <w:r>
+        <w:t>, включая установку всех поддерживаемых приложений</w:t>
+      </w:r>
+      <w:r>
+        <w:t xml:space="preserve"> (</w:t>
+      </w:r>
+      <w:r>
+        <w:rPr>
+          <w:lang w:val="en-US"/>
+        </w:rPr>
+        <w:t>Chrome</w:t>
+      </w:r>
+      <w:r>
+        <w:t xml:space="preserve">, </w:t>
+      </w:r>
+      <w:r>
+        <w:rPr>
+          <w:lang w:val="en-US"/>
+        </w:rPr>
+        <w:t>Open</w:t>
+      </w:r>
+      <w:r>
+        <w:t xml:space="preserve"> </w:t>
+      </w:r>
+      <w:r>
+        <w:rPr>
+          <w:lang w:val="en-US"/>
+        </w:rPr>
+        <w:t>Office</w:t>
+      </w:r>
+      <w:r>
+        <w:t xml:space="preserve"> </w:t>
+      </w:r>
+      <w:r>
+        <w:t>и т.д.).</w:t>
+      </w:r>
+    </w:p>
+    <w:p>
+      <w:pPr>
+        <w:pStyle w:val="a4"/>
+        <w:ind w:firstLine="851"/>
+      </w:pPr>
+      <w:r>
+        <w:t>Поддержива</w:t>
+      </w:r>
+      <w:r>
+        <w:t>ет имеющиеся на плате:</w:t>
+      </w:r>
+    </w:p>
+    <w:p>
+      <w:pPr>
+        <w:pStyle w:val="a4"/>
+        <w:ind w:firstLine="851"/>
+      </w:pPr>
+      <w:r>
+        <w:t xml:space="preserve">- </w:t>
+      </w:r>
+      <w:r>
+        <w:t xml:space="preserve">3 </w:t>
+      </w:r>
+      <w:r>
+        <w:t xml:space="preserve">порта </w:t>
+      </w:r>
+      <w:r>
+        <w:rPr>
+          <w:lang w:val="en-US"/>
+        </w:rPr>
+        <w:t>USB</w:t>
+      </w:r>
+      <w:r>
+        <w:t xml:space="preserve">, допускающих подключение различных устройств с интерфейсом </w:t>
+      </w:r>
+      <w:r>
+        <w:rPr>
+          <w:lang w:val="en-US"/>
+        </w:rPr>
+        <w:t>USB</w:t>
+      </w:r>
+      <w:r>
+        <w:t xml:space="preserve"> </w:t>
+      </w:r>
+      <w:r>
+        <w:t xml:space="preserve">– мыши, клавиатуры, модули </w:t>
+      </w:r>
+      <w:r>
+        <w:rPr>
+          <w:lang w:val="en-US"/>
+        </w:rPr>
+        <w:t>Wi</w:t>
+      </w:r>
+      <w:r>
+        <w:t>-</w:t>
+      </w:r>
+      <w:r>
+        <w:rPr>
+          <w:lang w:val="en-US"/>
+        </w:rPr>
+        <w:t>Fi</w:t>
+      </w:r>
+      <w:r>
+        <w:t xml:space="preserve"> </w:t>
+      </w:r>
+      <w:r>
+        <w:t>и т.д</w:t>
+      </w:r>
+      <w:r>
+        <w:t>.;</w:t>
+      </w:r>
+    </w:p>
+    <w:p>
+      <w:pPr>
+        <w:pStyle w:val="a4"/>
+        <w:ind w:firstLine="851"/>
+      </w:pPr>
+      <w:r>
+        <w:t>- р</w:t>
+      </w:r>
+      <w:r>
+        <w:t xml:space="preserve">азъём </w:t>
+      </w:r>
+      <w:r>
+        <w:rPr>
+          <w:lang w:val="en-US"/>
+        </w:rPr>
+        <w:t>HDMI</w:t>
+      </w:r>
+      <w:r>
+        <w:t xml:space="preserve"> </w:t>
+      </w:r>
+      <w:r>
+        <w:t>для подключения дисплея</w:t>
+      </w:r>
+      <w:r>
+        <w:t>;</w:t>
+      </w:r>
+    </w:p>
+    <w:p>
+      <w:pPr>
+        <w:pStyle w:val="a4"/>
+        <w:ind w:firstLine="851"/>
+      </w:pPr>
+      <w:r>
+        <w:t>- р</w:t>
+      </w:r>
+      <w:r>
+        <w:t xml:space="preserve">азъём </w:t>
+      </w:r>
+      <w:r>
+        <w:rPr>
+          <w:lang w:val="en-US"/>
+        </w:rPr>
+        <w:t>m</w:t>
+      </w:r>
+      <w:r>
+        <w:t xml:space="preserve">2 </w:t>
+      </w:r>
+      <w:r>
+        <w:t xml:space="preserve">для подключения диска </w:t>
+      </w:r>
+      <w:r>
+        <w:rPr>
+          <w:lang w:val="en-US"/>
+        </w:rPr>
+        <w:t>SSD</w:t>
+      </w:r>
+      <w:r>
+        <w:t xml:space="preserve"> </w:t>
+      </w:r>
+      <w:r>
+        <w:rPr>
+          <w:lang w:val="en-US"/>
+        </w:rPr>
+        <w:t>c</w:t>
+      </w:r>
+      <w:r>
+        <w:t xml:space="preserve"> </w:t>
+      </w:r>
+      <w:r>
+        <w:t xml:space="preserve">интерфейсом </w:t>
+      </w:r>
+      <w:r>
+        <w:rPr>
+          <w:lang w:val="en-US"/>
+        </w:rPr>
+        <w:t>NVME</w:t>
+      </w:r>
+      <w:r>
+        <w:t>;</w:t>
+      </w:r>
+    </w:p>
+    <w:p>
+      <w:pPr>
+        <w:pStyle w:val="a4"/>
+        <w:ind w:firstLine="851"/>
+      </w:pPr>
+      <w:r>
+        <w:t>- с</w:t>
+      </w:r>
+      <w:r>
+        <w:t xml:space="preserve">лот для установки загрузочной карты </w:t>
+      </w:r>
+      <w:r>
+        <w:rPr>
+          <w:lang w:val="en-US"/>
+        </w:rPr>
+        <w:t>micro</w:t>
+      </w:r>
+      <w:r>
+        <w:t>-</w:t>
+      </w:r>
+      <w:r>
+        <w:rPr>
+          <w:lang w:val="en-US"/>
+        </w:rPr>
+        <w:t>SD</w:t>
+      </w:r>
+      <w:r>
+        <w:t>;</w:t>
+      </w:r>
+    </w:p>
+    <w:p>
+      <w:pPr>
+        <w:pStyle w:val="a4"/>
+        <w:ind w:firstLine="851"/>
+        <w:rPr>
+          <w:lang w:val="en-US"/>
+        </w:rPr>
+      </w:pPr>
+      <w:r>
+        <w:t xml:space="preserve">- разъём </w:t>
+      </w:r>
+      <w:r>
+        <w:rPr>
+          <w:lang w:val="en-US"/>
+        </w:rPr>
+        <w:t>GPIO.</w:t>
+      </w:r>
+    </w:p>
+    <w:p/>
     <w:p>
       <w:pPr>
         <w:pStyle w:val="a3"/>
@@ -302,14 +512,8 @@
           <w:ilvl w:val="0"/>
           <w:numId w:val="1"/>
         </w:numPr>
-        <w:rPr>
-          <w:lang w:val="ru-RU"/>
-        </w:rPr>
-      </w:pPr>
-      <w:r>
-        <w:rPr>
-          <w:lang w:val="ru-RU"/>
-        </w:rPr>
+      </w:pPr>
+      <w:r>
         <w:t xml:space="preserve">Установка операционной системы и ПО «Линия 2» на </w:t>
       </w:r>
       <w:r>
@@ -319,9 +523,6 @@
         <w:t>Orange</w:t>
       </w:r>
       <w:r>
-        <w:rPr>
-          <w:lang w:val="ru-RU"/>
-        </w:rPr>
         <w:t xml:space="preserve"> </w:t>
       </w:r>
       <w:r>
@@ -331,9 +532,6 @@
         <w:t>Pi</w:t>
       </w:r>
       <w:r>
-        <w:rPr>
-          <w:lang w:val="ru-RU"/>
-        </w:rPr>
         <w:t xml:space="preserve"> 5 </w:t>
       </w:r>
       <w:r>
@@ -343,23 +541,14 @@
         <w:t>Plus</w:t>
       </w:r>
       <w:r>
-        <w:rPr>
-          <w:lang w:val="ru-RU"/>
-        </w:rPr>
         <w:t>.</w:t>
       </w:r>
     </w:p>
     <w:p>
       <w:pPr>
         <w:ind w:firstLine="851"/>
-        <w:rPr>
-          <w:lang w:val="ru-RU"/>
-        </w:rPr>
-      </w:pPr>
-      <w:r>
-        <w:rPr>
-          <w:lang w:val="ru-RU"/>
-        </w:rPr>
+      </w:pPr>
+      <w:r>
         <w:t xml:space="preserve">Для установки ОС на </w:t>
       </w:r>
       <w:r>
@@ -369,9 +558,6 @@
         <w:t>Orange</w:t>
       </w:r>
       <w:r>
-        <w:rPr>
-          <w:lang w:val="ru-RU"/>
-        </w:rPr>
         <w:t xml:space="preserve"> </w:t>
       </w:r>
       <w:r>
@@ -381,9 +567,6 @@
         <w:t>Pi</w:t>
       </w:r>
       <w:r>
-        <w:rPr>
-          <w:lang w:val="ru-RU"/>
-        </w:rPr>
         <w:t xml:space="preserve"> 5 </w:t>
       </w:r>
       <w:r>
@@ -393,27 +576,15 @@
         <w:t>Plus</w:t>
       </w:r>
       <w:r>
-        <w:rPr>
-          <w:lang w:val="ru-RU"/>
-        </w:rPr>
-        <w:t xml:space="preserve"> </w:t>
-      </w:r>
-      <w:r>
-        <w:rPr>
-          <w:lang w:val="ru-RU"/>
-        </w:rPr>
+        <w:t xml:space="preserve"> </w:t>
+      </w:r>
+      <w:r>
         <w:t>достаточно сделать копию с заранее подготовленной</w:t>
       </w:r>
       <w:r>
-        <w:rPr>
-          <w:lang w:val="ru-RU"/>
-        </w:rPr>
         <w:t xml:space="preserve"> загрузочной</w:t>
       </w:r>
       <w:r>
-        <w:rPr>
-          <w:lang w:val="ru-RU"/>
-        </w:rPr>
         <w:t xml:space="preserve"> карты </w:t>
       </w:r>
       <w:r>
@@ -423,9 +594,6 @@
         <w:t>micro</w:t>
       </w:r>
       <w:r>
-        <w:rPr>
-          <w:lang w:val="ru-RU"/>
-        </w:rPr>
         <w:t>-</w:t>
       </w:r>
       <w:r>
@@ -435,33 +603,18 @@
         <w:t>SD</w:t>
       </w:r>
       <w:r>
-        <w:rPr>
-          <w:lang w:val="ru-RU"/>
-        </w:rPr>
-        <w:t xml:space="preserve"> </w:t>
-      </w:r>
-      <w:r>
-        <w:rPr>
-          <w:lang w:val="ru-RU"/>
-        </w:rPr>
+        <w:t xml:space="preserve"> </w:t>
+      </w:r>
+      <w:r>
         <w:t xml:space="preserve">(с помощью программы </w:t>
       </w:r>
       <w:r>
-        <w:rPr>
-          <w:lang w:val="ru-RU"/>
-        </w:rPr>
         <w:t>Win32DiskImager</w:t>
       </w:r>
       <w:r>
-        <w:rPr>
-          <w:lang w:val="ru-RU"/>
-        </w:rPr>
         <w:t>) и установить её в слот на плате. После включения пи</w:t>
       </w:r>
       <w:r>
-        <w:rPr>
-          <w:lang w:val="ru-RU"/>
-        </w:rPr>
         <w:t>тания (и следующей после этого загрузки ОС) автоматически загружается ПО «Линия 2».</w:t>
       </w:r>
     </w:p>
@@ -472,14 +625,8 @@
           <w:ilvl w:val="0"/>
           <w:numId w:val="1"/>
         </w:numPr>
-        <w:rPr>
-          <w:lang w:val="ru-RU"/>
-        </w:rPr>
-      </w:pPr>
-      <w:r>
-        <w:rPr>
-          <w:lang w:val="ru-RU"/>
-        </w:rPr>
+      </w:pPr>
+      <w:r>
         <w:t xml:space="preserve">Подготовка загрузочной карты </w:t>
       </w:r>
       <w:r>
@@ -489,9 +636,6 @@
         <w:t>micro</w:t>
       </w:r>
       <w:r>
-        <w:rPr>
-          <w:lang w:val="ru-RU"/>
-        </w:rPr>
         <w:t>-</w:t>
       </w:r>
       <w:r>
@@ -501,9 +645,6 @@
         <w:t>SD</w:t>
       </w:r>
       <w:r>
-        <w:rPr>
-          <w:lang w:val="ru-RU"/>
-        </w:rPr>
         <w:t>.</w:t>
       </w:r>
     </w:p>
@@ -511,20 +652,11 @@
       <w:pPr>
         <w:pStyle w:val="a4"/>
         <w:ind w:firstLine="851"/>
-        <w:rPr>
-          <w:lang w:val="ru-RU"/>
-        </w:rPr>
-      </w:pPr>
-      <w:r>
-        <w:rPr>
-          <w:lang w:val="ru-RU"/>
-        </w:rPr>
+      </w:pPr>
+      <w:r>
         <w:t xml:space="preserve">Скачать загрузочный образ операционной системы </w:t>
       </w:r>
       <w:r>
-        <w:rPr>
-          <w:lang w:val="ru-RU"/>
-        </w:rPr>
         <w:t xml:space="preserve">со страницы </w:t>
       </w:r>
       <w:r>
@@ -534,9 +666,6 @@
         <w:t>Orange</w:t>
       </w:r>
       <w:r>
-        <w:rPr>
-          <w:lang w:val="ru-RU"/>
-        </w:rPr>
         <w:t xml:space="preserve"> </w:t>
       </w:r>
       <w:r>
@@ -546,9 +675,6 @@
         <w:t>Pi</w:t>
       </w:r>
       <w:r>
-        <w:rPr>
-          <w:lang w:val="ru-RU"/>
-        </w:rPr>
         <w:t xml:space="preserve"> 5 </w:t>
       </w:r>
       <w:r>
@@ -558,15 +684,9 @@
         <w:t>Plus</w:t>
       </w:r>
       <w:r>
-        <w:rPr>
-          <w:lang w:val="ru-RU"/>
-        </w:rPr>
-        <w:t xml:space="preserve"> </w:t>
-      </w:r>
-      <w:r>
-        <w:rPr>
-          <w:lang w:val="ru-RU"/>
-        </w:rPr>
+        <w:t xml:space="preserve"> </w:t>
+      </w:r>
+      <w:r>
         <w:t xml:space="preserve">сайта </w:t>
       </w:r>
       <w:r>
@@ -576,9 +696,6 @@
         <w:t>armbian</w:t>
       </w:r>
       <w:r>
-        <w:rPr>
-          <w:lang w:val="ru-RU"/>
-        </w:rPr>
         <w:t>.</w:t>
       </w:r>
       <w:r>
@@ -588,39 +705,28 @@
         <w:t>com</w:t>
       </w:r>
       <w:r>
-        <w:rPr>
-          <w:lang w:val="ru-RU"/>
-        </w:rPr>
         <w:t xml:space="preserve"> (</w:t>
       </w:r>
       <w:hyperlink r:id="rId5" w:history="1">
         <w:r>
           <w:rPr>
             <w:rStyle w:val="a5"/>
-            <w:lang w:val="ru-RU"/>
           </w:rPr>
           <w:t>https://www.armbian.com/orange-pi-5-plus/</w:t>
         </w:r>
       </w:hyperlink>
       <w:r>
-        <w:rPr>
-          <w:lang w:val="ru-RU"/>
-        </w:rPr>
         <w:t xml:space="preserve">, </w:t>
       </w:r>
       <w:hyperlink r:id="rId6" w:history="1">
         <w:r>
           <w:rPr>
             <w:rStyle w:val="a5"/>
-            <w:lang w:val="ru-RU"/>
           </w:rPr>
           <w:t>https://dl.armbian.com/orangepi5-plus/Noble_current_xfce</w:t>
         </w:r>
       </w:hyperlink>
       <w:r>
-        <w:rPr>
-          <w:lang w:val="ru-RU"/>
-        </w:rPr>
         <w:t>).</w:t>
       </w:r>
     </w:p>
@@ -628,26 +734,15 @@
       <w:pPr>
         <w:pStyle w:val="a4"/>
         <w:ind w:firstLine="851"/>
-        <w:rPr>
-          <w:lang w:val="ru-RU"/>
-        </w:rPr>
-      </w:pPr>
-      <w:r>
-        <w:rPr>
-          <w:lang w:val="ru-RU"/>
-        </w:rPr>
+      </w:pPr>
+      <w:r>
+        <w:lastRenderedPageBreak/>
         <w:t xml:space="preserve">С помощью программы </w:t>
       </w:r>
       <w:r>
-        <w:rPr>
-          <w:lang w:val="ru-RU"/>
-        </w:rPr>
         <w:t>Win32DiskImager</w:t>
       </w:r>
       <w:r>
-        <w:rPr>
-          <w:lang w:val="ru-RU"/>
-        </w:rPr>
         <w:t xml:space="preserve"> записать образ на </w:t>
       </w:r>
       <w:r>
@@ -657,9 +752,6 @@
         <w:t>micro</w:t>
       </w:r>
       <w:r>
-        <w:rPr>
-          <w:lang w:val="ru-RU"/>
-        </w:rPr>
         <w:t>-</w:t>
       </w:r>
       <w:r>
@@ -669,30 +761,27 @@
         <w:t>SD</w:t>
       </w:r>
       <w:r>
-        <w:rPr>
-          <w:lang w:val="ru-RU"/>
-        </w:rPr>
-        <w:t xml:space="preserve"> </w:t>
-      </w:r>
-      <w:r>
-        <w:rPr>
-          <w:lang w:val="ru-RU"/>
-        </w:rPr>
-        <w:t>карту.</w:t>
-      </w:r>
-    </w:p>
-    <w:p>
-      <w:pPr>
-        <w:pStyle w:val="a4"/>
-        <w:ind w:firstLine="851"/>
-        <w:rPr>
-          <w:lang w:val="ru-RU"/>
-        </w:rPr>
-      </w:pPr>
-      <w:r>
-        <w:rPr>
-          <w:lang w:val="ru-RU"/>
-        </w:rPr>
+        <w:t xml:space="preserve"> </w:t>
+      </w:r>
+      <w:r>
+        <w:t>карту</w:t>
+      </w:r>
+      <w:r>
+        <w:t xml:space="preserve"> </w:t>
+      </w:r>
+      <w:r>
+        <w:t>объёмом 64 ГБ</w:t>
+      </w:r>
+      <w:r>
+        <w:t>.</w:t>
+      </w:r>
+    </w:p>
+    <w:p>
+      <w:pPr>
+        <w:pStyle w:val="a4"/>
+        <w:ind w:firstLine="851"/>
+      </w:pPr>
+      <w:r>
         <w:t>После включения питания начнётся загрузка системы.</w:t>
       </w:r>
     </w:p>
@@ -700,14 +789,8 @@
       <w:pPr>
         <w:pStyle w:val="a4"/>
         <w:ind w:firstLine="851"/>
-        <w:rPr>
-          <w:lang w:val="ru-RU"/>
-        </w:rPr>
-      </w:pPr>
-      <w:r>
-        <w:rPr>
-          <w:lang w:val="ru-RU"/>
-        </w:rPr>
+      </w:pPr>
+      <w:r>
         <w:t xml:space="preserve">После первой загрузки установить графическую оболочку </w:t>
       </w:r>
       <w:r>
@@ -717,15 +800,9 @@
         <w:t>Chicago</w:t>
       </w:r>
       <w:r>
-        <w:rPr>
-          <w:lang w:val="ru-RU"/>
-        </w:rPr>
         <w:t xml:space="preserve"> 95. </w:t>
       </w:r>
       <w:r>
-        <w:rPr>
-          <w:lang w:val="ru-RU"/>
-        </w:rPr>
         <w:t>Для этого нужно выполнить следующую последовательность команд:</w:t>
       </w:r>
     </w:p>
@@ -733,134 +810,276 @@
       <w:pPr>
         <w:pStyle w:val="a4"/>
         <w:ind w:firstLine="851"/>
-        <w:rPr>
-          <w:lang w:val="ru-RU"/>
-        </w:rPr>
-      </w:pPr>
-    </w:p>
-    <w:p>
-      <w:pPr>
-        <w:pStyle w:val="a4"/>
-        <w:ind w:firstLine="851"/>
-        <w:rPr>
-          <w:rFonts w:ascii="Consolas" w:hAnsi="Consolas"/>
-          <w:sz w:val="18"/>
-          <w:szCs w:val="18"/>
-          <w:lang w:val="en-US"/>
-        </w:rPr>
-      </w:pPr>
-      <w:r>
-        <w:rPr>
-          <w:rFonts w:ascii="Consolas" w:hAnsi="Consolas"/>
-          <w:sz w:val="18"/>
-          <w:szCs w:val="18"/>
-          <w:lang w:val="en-US"/>
-        </w:rPr>
-        <w:t>cd ~</w:t>
-      </w:r>
-    </w:p>
-    <w:p>
-      <w:pPr>
-        <w:pStyle w:val="a4"/>
-        <w:ind w:firstLine="851"/>
-        <w:rPr>
-          <w:rFonts w:ascii="Consolas" w:hAnsi="Consolas"/>
-          <w:sz w:val="18"/>
-          <w:szCs w:val="18"/>
-          <w:lang w:val="en-US"/>
-        </w:rPr>
-      </w:pPr>
-      <w:r>
-        <w:rPr>
-          <w:rFonts w:ascii="Consolas" w:hAnsi="Consolas"/>
-          <w:sz w:val="18"/>
-          <w:szCs w:val="18"/>
-          <w:lang w:val="en-US"/>
-        </w:rPr>
-        <w:t xml:space="preserve">git clone </w:t>
-      </w:r>
-      <w:r>
-        <w:rPr>
-          <w:rFonts w:ascii="Consolas" w:hAnsi="Consolas"/>
-          <w:sz w:val="18"/>
-          <w:szCs w:val="18"/>
-          <w:lang w:val="en-US"/>
-        </w:rPr>
-        <w:t>https://github.com/grassmunk/Chicago95</w:t>
-      </w:r>
-    </w:p>
-    <w:p>
-      <w:pPr>
-        <w:pStyle w:val="a4"/>
-        <w:ind w:firstLine="851"/>
-        <w:rPr>
-          <w:rFonts w:ascii="Consolas" w:hAnsi="Consolas"/>
-          <w:sz w:val="18"/>
-          <w:szCs w:val="18"/>
-          <w:lang w:val="en-US"/>
-        </w:rPr>
-      </w:pPr>
-      <w:r>
-        <w:rPr>
-          <w:rFonts w:ascii="Consolas" w:hAnsi="Consolas"/>
-          <w:sz w:val="18"/>
-          <w:szCs w:val="18"/>
-          <w:lang w:val="en-US"/>
-        </w:rPr>
-        <w:t>cd Chicago95</w:t>
-      </w:r>
-    </w:p>
-    <w:p>
-      <w:pPr>
-        <w:pStyle w:val="a4"/>
-        <w:ind w:firstLine="851"/>
-        <w:rPr>
-          <w:rFonts w:ascii="Consolas" w:hAnsi="Consolas"/>
-          <w:sz w:val="18"/>
-          <w:szCs w:val="18"/>
-          <w:lang w:val="en-US"/>
-        </w:rPr>
-      </w:pPr>
-      <w:r>
-        <w:rPr>
-          <w:rFonts w:ascii="Consolas" w:hAnsi="Consolas"/>
-          <w:sz w:val="18"/>
-          <w:szCs w:val="18"/>
-          <w:lang w:val="en-US"/>
-        </w:rPr>
-        <w:t>./installer.py</w:t>
-      </w:r>
-    </w:p>
-    <w:p>
-      <w:pPr>
-        <w:pStyle w:val="a4"/>
-        <w:ind w:firstLine="851"/>
-        <w:rPr>
-          <w:rFonts w:ascii="Consolas" w:hAnsi="Consolas"/>
-          <w:sz w:val="18"/>
-          <w:szCs w:val="18"/>
-          <w:lang w:val="en-US"/>
-        </w:rPr>
-      </w:pPr>
-    </w:p>
-    <w:p>
-      <w:pPr>
-        <w:pStyle w:val="a4"/>
-        <w:ind w:firstLine="851"/>
-        <w:rPr>
-          <w:lang w:val="ru-RU"/>
-        </w:rPr>
-      </w:pPr>
-      <w:r>
-        <w:rPr>
-          <w:lang w:val="ru-RU"/>
-        </w:rPr>
+      </w:pPr>
+    </w:p>
+    <w:p>
+      <w:pPr>
+        <w:pStyle w:val="a4"/>
+        <w:ind w:firstLine="851"/>
+        <w:rPr>
+          <w:rFonts w:ascii="Consolas" w:hAnsi="Consolas"/>
+          <w:sz w:val="18"/>
+          <w:szCs w:val="18"/>
+        </w:rPr>
+      </w:pPr>
+      <w:r>
+        <w:rPr>
+          <w:rFonts w:ascii="Consolas" w:hAnsi="Consolas"/>
+          <w:sz w:val="18"/>
+          <w:szCs w:val="18"/>
+          <w:lang w:val="en-US"/>
+        </w:rPr>
+        <w:t>cd</w:t>
+      </w:r>
+      <w:r>
+        <w:rPr>
+          <w:rFonts w:ascii="Consolas" w:hAnsi="Consolas"/>
+          <w:sz w:val="18"/>
+          <w:szCs w:val="18"/>
+        </w:rPr>
+        <w:t xml:space="preserve"> ~</w:t>
+      </w:r>
+    </w:p>
+    <w:p>
+      <w:pPr>
+        <w:pStyle w:val="a4"/>
+        <w:ind w:firstLine="851"/>
+        <w:rPr>
+          <w:rFonts w:ascii="Consolas" w:hAnsi="Consolas"/>
+          <w:sz w:val="18"/>
+          <w:szCs w:val="18"/>
+        </w:rPr>
+      </w:pPr>
+      <w:r>
+        <w:rPr>
+          <w:rFonts w:ascii="Consolas" w:hAnsi="Consolas"/>
+          <w:sz w:val="18"/>
+          <w:szCs w:val="18"/>
+          <w:lang w:val="en-US"/>
+        </w:rPr>
+        <w:t>git</w:t>
+      </w:r>
+      <w:r>
+        <w:rPr>
+          <w:rFonts w:ascii="Consolas" w:hAnsi="Consolas"/>
+          <w:sz w:val="18"/>
+          <w:szCs w:val="18"/>
+        </w:rPr>
+        <w:t xml:space="preserve"> </w:t>
+      </w:r>
+      <w:r>
+        <w:rPr>
+          <w:rFonts w:ascii="Consolas" w:hAnsi="Consolas"/>
+          <w:sz w:val="18"/>
+          <w:szCs w:val="18"/>
+          <w:lang w:val="en-US"/>
+        </w:rPr>
+        <w:t>clone</w:t>
+      </w:r>
+      <w:r>
+        <w:rPr>
+          <w:rFonts w:ascii="Consolas" w:hAnsi="Consolas"/>
+          <w:sz w:val="18"/>
+          <w:szCs w:val="18"/>
+        </w:rPr>
+        <w:t xml:space="preserve"> </w:t>
+      </w:r>
+      <w:r>
+        <w:rPr>
+          <w:rFonts w:ascii="Consolas" w:hAnsi="Consolas"/>
+          <w:sz w:val="18"/>
+          <w:szCs w:val="18"/>
+          <w:lang w:val="en-US"/>
+        </w:rPr>
+        <w:t>https</w:t>
+      </w:r>
+      <w:r>
+        <w:rPr>
+          <w:rFonts w:ascii="Consolas" w:hAnsi="Consolas"/>
+          <w:sz w:val="18"/>
+          <w:szCs w:val="18"/>
+        </w:rPr>
+        <w:t>://</w:t>
+      </w:r>
+      <w:r>
+        <w:rPr>
+          <w:rFonts w:ascii="Consolas" w:hAnsi="Consolas"/>
+          <w:sz w:val="18"/>
+          <w:szCs w:val="18"/>
+          <w:lang w:val="en-US"/>
+        </w:rPr>
+        <w:t>github</w:t>
+      </w:r>
+      <w:r>
+        <w:rPr>
+          <w:rFonts w:ascii="Consolas" w:hAnsi="Consolas"/>
+          <w:sz w:val="18"/>
+          <w:szCs w:val="18"/>
+        </w:rPr>
+        <w:t>.</w:t>
+      </w:r>
+      <w:r>
+        <w:rPr>
+          <w:rFonts w:ascii="Consolas" w:hAnsi="Consolas"/>
+          <w:sz w:val="18"/>
+          <w:szCs w:val="18"/>
+          <w:lang w:val="en-US"/>
+        </w:rPr>
+        <w:t>com</w:t>
+      </w:r>
+      <w:r>
+        <w:rPr>
+          <w:rFonts w:ascii="Consolas" w:hAnsi="Consolas"/>
+          <w:sz w:val="18"/>
+          <w:szCs w:val="18"/>
+        </w:rPr>
+        <w:t>/</w:t>
+      </w:r>
+      <w:r>
+        <w:rPr>
+          <w:rFonts w:ascii="Consolas" w:hAnsi="Consolas"/>
+          <w:sz w:val="18"/>
+          <w:szCs w:val="18"/>
+          <w:lang w:val="en-US"/>
+        </w:rPr>
+        <w:t>grassmunk</w:t>
+      </w:r>
+      <w:r>
+        <w:rPr>
+          <w:rFonts w:ascii="Consolas" w:hAnsi="Consolas"/>
+          <w:sz w:val="18"/>
+          <w:szCs w:val="18"/>
+        </w:rPr>
+        <w:t>/</w:t>
+      </w:r>
+      <w:r>
+        <w:rPr>
+          <w:rFonts w:ascii="Consolas" w:hAnsi="Consolas"/>
+          <w:sz w:val="18"/>
+          <w:szCs w:val="18"/>
+          <w:lang w:val="en-US"/>
+        </w:rPr>
+        <w:t>Chicago</w:t>
+      </w:r>
+      <w:r>
+        <w:rPr>
+          <w:rFonts w:ascii="Consolas" w:hAnsi="Consolas"/>
+          <w:sz w:val="18"/>
+          <w:szCs w:val="18"/>
+        </w:rPr>
+        <w:t>95</w:t>
+      </w:r>
+    </w:p>
+    <w:p>
+      <w:pPr>
+        <w:pStyle w:val="a4"/>
+        <w:ind w:firstLine="851"/>
+        <w:rPr>
+          <w:rFonts w:ascii="Consolas" w:hAnsi="Consolas"/>
+          <w:sz w:val="18"/>
+          <w:szCs w:val="18"/>
+        </w:rPr>
+      </w:pPr>
+      <w:r>
+        <w:rPr>
+          <w:rFonts w:ascii="Consolas" w:hAnsi="Consolas"/>
+          <w:sz w:val="18"/>
+          <w:szCs w:val="18"/>
+          <w:lang w:val="en-US"/>
+        </w:rPr>
+        <w:t>cd</w:t>
+      </w:r>
+      <w:r>
+        <w:rPr>
+          <w:rFonts w:ascii="Consolas" w:hAnsi="Consolas"/>
+          <w:sz w:val="18"/>
+          <w:szCs w:val="18"/>
+        </w:rPr>
+        <w:t xml:space="preserve"> </w:t>
+      </w:r>
+      <w:r>
+        <w:rPr>
+          <w:rFonts w:ascii="Consolas" w:hAnsi="Consolas"/>
+          <w:sz w:val="18"/>
+          <w:szCs w:val="18"/>
+          <w:lang w:val="en-US"/>
+        </w:rPr>
+        <w:t>Chicago</w:t>
+      </w:r>
+      <w:r>
+        <w:rPr>
+          <w:rFonts w:ascii="Consolas" w:hAnsi="Consolas"/>
+          <w:sz w:val="18"/>
+          <w:szCs w:val="18"/>
+        </w:rPr>
+        <w:t>95</w:t>
+      </w:r>
+    </w:p>
+    <w:p>
+      <w:pPr>
+        <w:pStyle w:val="a4"/>
+        <w:ind w:firstLine="851"/>
+        <w:rPr>
+          <w:rFonts w:ascii="Consolas" w:hAnsi="Consolas"/>
+          <w:sz w:val="18"/>
+          <w:szCs w:val="18"/>
+        </w:rPr>
+      </w:pPr>
+      <w:r>
+        <w:rPr>
+          <w:rFonts w:ascii="Consolas" w:hAnsi="Consolas"/>
+          <w:sz w:val="18"/>
+          <w:szCs w:val="18"/>
+        </w:rPr>
+        <w:t>./</w:t>
+      </w:r>
+      <w:r>
+        <w:rPr>
+          <w:rFonts w:ascii="Consolas" w:hAnsi="Consolas"/>
+          <w:sz w:val="18"/>
+          <w:szCs w:val="18"/>
+          <w:lang w:val="en-US"/>
+        </w:rPr>
+        <w:t>installer</w:t>
+      </w:r>
+      <w:r>
+        <w:rPr>
+          <w:rFonts w:ascii="Consolas" w:hAnsi="Consolas"/>
+          <w:sz w:val="18"/>
+          <w:szCs w:val="18"/>
+        </w:rPr>
+        <w:t>.</w:t>
+      </w:r>
+      <w:r>
+        <w:rPr>
+          <w:rFonts w:ascii="Consolas" w:hAnsi="Consolas"/>
+          <w:sz w:val="18"/>
+          <w:szCs w:val="18"/>
+          <w:lang w:val="en-US"/>
+        </w:rPr>
+        <w:t>py</w:t>
+      </w:r>
+    </w:p>
+    <w:p>
+      <w:pPr>
+        <w:pStyle w:val="a4"/>
+        <w:ind w:firstLine="851"/>
+        <w:rPr>
+          <w:rFonts w:ascii="Consolas" w:hAnsi="Consolas"/>
+          <w:sz w:val="18"/>
+          <w:szCs w:val="18"/>
+        </w:rPr>
+      </w:pPr>
+    </w:p>
+    <w:p>
+      <w:pPr>
+        <w:pStyle w:val="a4"/>
+        <w:ind w:firstLine="851"/>
+      </w:pPr>
+      <w:r>
         <w:t>Установить</w:t>
       </w:r>
       <w:r>
-        <w:rPr>
-          <w:lang w:val="ru-RU"/>
-        </w:rPr>
         <w:t xml:space="preserve"> ПО «Линия 2». Для этого нужно выполнить следующую последовательность команд:</w:t>
       </w:r>
     </w:p>
@@ -868,30 +1087,26 @@
       <w:pPr>
         <w:pStyle w:val="a4"/>
         <w:ind w:firstLine="851"/>
-        <w:rPr>
-          <w:lang w:val="ru-RU"/>
-        </w:rPr>
-      </w:pPr>
-    </w:p>
-    <w:p>
-      <w:pPr>
-        <w:pStyle w:val="a4"/>
-        <w:ind w:firstLine="851"/>
-        <w:rPr>
-          <w:rFonts w:ascii="Consolas" w:hAnsi="Consolas"/>
-          <w:sz w:val="18"/>
-          <w:szCs w:val="18"/>
-          <w:lang w:val="en-US"/>
-        </w:rPr>
-      </w:pPr>
-      <w:r>
-        <w:rPr>
-          <w:rFonts w:ascii="Consolas" w:hAnsi="Consolas"/>
-          <w:sz w:val="18"/>
-          <w:szCs w:val="18"/>
-          <w:lang w:val="en-US"/>
-        </w:rPr>
-        <w:lastRenderedPageBreak/>
+      </w:pPr>
+    </w:p>
+    <w:p>
+      <w:pPr>
+        <w:pStyle w:val="a4"/>
+        <w:ind w:firstLine="851"/>
+        <w:rPr>
+          <w:rFonts w:ascii="Consolas" w:hAnsi="Consolas"/>
+          <w:sz w:val="18"/>
+          <w:szCs w:val="18"/>
+          <w:lang w:val="en-US"/>
+        </w:rPr>
+      </w:pPr>
+      <w:r>
+        <w:rPr>
+          <w:rFonts w:ascii="Consolas" w:hAnsi="Consolas"/>
+          <w:sz w:val="18"/>
+          <w:szCs w:val="18"/>
+          <w:lang w:val="en-US"/>
+        </w:rPr>
         <w:t>cd ~</w:t>
       </w:r>
     </w:p>
@@ -1083,60 +1298,83 @@
           <w:rFonts w:ascii="Consolas" w:hAnsi="Consolas"/>
           <w:sz w:val="18"/>
           <w:szCs w:val="18"/>
-          <w:lang w:val="en-US"/>
-        </w:rPr>
-      </w:pPr>
-      <w:r>
-        <w:rPr>
-          <w:rFonts w:ascii="Consolas" w:hAnsi="Consolas"/>
-          <w:sz w:val="18"/>
-          <w:szCs w:val="18"/>
-          <w:lang w:val="en-US"/>
-        </w:rPr>
-        <w:t>./full_build.sh</w:t>
-      </w:r>
-    </w:p>
-    <w:p>
-      <w:pPr>
-        <w:pStyle w:val="a4"/>
-        <w:ind w:firstLine="851"/>
-        <w:rPr>
-          <w:lang w:val="en-US"/>
-        </w:rPr>
-      </w:pPr>
-    </w:p>
-    <w:p>
-      <w:pPr>
-        <w:ind w:firstLine="851"/>
-        <w:rPr>
-          <w:lang w:val="ru-RU"/>
-        </w:rPr>
-      </w:pPr>
-      <w:r>
-        <w:rPr>
-          <w:lang w:val="ru-RU"/>
-        </w:rPr>
+        </w:rPr>
+      </w:pPr>
+      <w:r>
+        <w:rPr>
+          <w:rFonts w:ascii="Consolas" w:hAnsi="Consolas"/>
+          <w:sz w:val="18"/>
+          <w:szCs w:val="18"/>
+        </w:rPr>
+        <w:t>./</w:t>
+      </w:r>
+      <w:r>
+        <w:rPr>
+          <w:rFonts w:ascii="Consolas" w:hAnsi="Consolas"/>
+          <w:sz w:val="18"/>
+          <w:szCs w:val="18"/>
+          <w:lang w:val="en-US"/>
+        </w:rPr>
+        <w:t>full</w:t>
+      </w:r>
+      <w:r>
+        <w:rPr>
+          <w:rFonts w:ascii="Consolas" w:hAnsi="Consolas"/>
+          <w:sz w:val="18"/>
+          <w:szCs w:val="18"/>
+        </w:rPr>
+        <w:t>_</w:t>
+      </w:r>
+      <w:r>
+        <w:rPr>
+          <w:rFonts w:ascii="Consolas" w:hAnsi="Consolas"/>
+          <w:sz w:val="18"/>
+          <w:szCs w:val="18"/>
+          <w:lang w:val="en-US"/>
+        </w:rPr>
+        <w:t>build</w:t>
+      </w:r>
+      <w:r>
+        <w:rPr>
+          <w:rFonts w:ascii="Consolas" w:hAnsi="Consolas"/>
+          <w:sz w:val="18"/>
+          <w:szCs w:val="18"/>
+        </w:rPr>
+        <w:t>.</w:t>
+      </w:r>
+      <w:r>
+        <w:rPr>
+          <w:rFonts w:ascii="Consolas" w:hAnsi="Consolas"/>
+          <w:sz w:val="18"/>
+          <w:szCs w:val="18"/>
+          <w:lang w:val="en-US"/>
+        </w:rPr>
+        <w:t>sh</w:t>
+      </w:r>
+    </w:p>
+    <w:p>
+      <w:pPr>
+        <w:pStyle w:val="a4"/>
+        <w:ind w:firstLine="851"/>
+      </w:pPr>
+    </w:p>
+    <w:p>
+      <w:pPr>
+        <w:ind w:firstLine="851"/>
+      </w:pPr>
+      <w:r>
         <w:t xml:space="preserve">Загрузочная карта подготовлена и её можно </w:t>
       </w:r>
       <w:r>
-        <w:rPr>
-          <w:lang w:val="ru-RU"/>
-        </w:rPr>
         <w:t xml:space="preserve">использовать </w:t>
       </w:r>
       <w:r>
-        <w:rPr>
-          <w:lang w:val="ru-RU"/>
-        </w:rPr>
         <w:t>как для тиражирования, так и для работы.</w:t>
       </w:r>
     </w:p>
     <w:p>
       <w:pPr>
         <w:ind w:firstLine="851"/>
-        <w:rPr>
-          <w:lang w:val="ru-RU"/>
-        </w:rPr>
       </w:pPr>
     </w:p>
     <w:sectPr>
@@ -1255,7 +1493,7 @@
         <w:kern w:val="2"/>
         <w:sz w:val="22"/>
         <w:szCs w:val="22"/>
-        <w:lang w:eastAsia="en-US" w:bidi="ar-SA"/>
+        <w:lang w:val="ru-RU" w:eastAsia="en-US" w:bidi="ar-SA"/>
         <w14:ligatures w14:val="standardContextual"/>
       </w:rPr>
     </w:rPrDefault>
